--- a/docs/docx/PORTALS.docx
+++ b/docs/docx/PORTALS.docx
@@ -43,10 +43,25 @@
         <w:pStyle w:val="FirstParagraph"/>
       </w:pPr>
       <w:r>
-        <w:t xml:space="preserve">Greenwich's origin and supervised field inventory are confirmed. Bangor origin and first-pass field inventory are confirmed 2026-10-08. Greater Manchester origin and first-pass field inventory are confirmed 2026-10-15 on</w:t>
-      </w:r>
-      <w:r>
-        <w:t xml:space="preserve"> </w:t>
+        <w:t xml:space="preserve">Each portal's exact origin and field inventory is confirmed: Greenwich (</w:t>
+      </w:r>
+      <w:r>
+        <w:rPr>
+          <w:rStyle w:val="VerbatimChar"/>
+        </w:rPr>
+        <w:t xml:space="preserve">nelson.gre.ac.uk</w:t>
+      </w:r>
+      <w:r>
+        <w:t xml:space="preserve">), Bangor (</w:t>
+      </w:r>
+      <w:r>
+        <w:rPr>
+          <w:rStyle w:val="VerbatimChar"/>
+        </w:rPr>
+        <w:t xml:space="preserve">apps.bangor.ac.uk</w:t>
+      </w:r>
+      <w:r>
+        <w:t xml:space="preserve">), Greater Manchester (</w:t>
       </w:r>
       <w:r>
         <w:rPr>
@@ -55,7 +70,7 @@
         <w:t xml:space="preserve">evision.bolton.ac.uk</w:t>
       </w:r>
       <w:r>
-        <w:t xml:space="preserve">. Campora origin (</w:t>
+        <w:t xml:space="preserve">) and the Campora source (</w:t>
       </w:r>
       <w:r>
         <w:rPr>
@@ -64,7 +79,7 @@
         <w:t xml:space="preserve">v-sams-backend.samsapply.co.uk</w:t>
       </w:r>
       <w:r>
-        <w:t xml:space="preserve">) and its first-pass CRM-source field map are confirmed 2026-10-25, and a first supervised Campora-to-Bangor no-save sample passed 2026-10-25; broader live CRM-to-portal test journeys remain pending. Do not guess or broaden production host permissions.</w:t>
+        <w:t xml:space="preserve">). Full inventories are dated 2026-10-23 (Campora 2026-10-25). Live CRM-to-portal results: one supervised Campora-to-Bangor no-save sample passed on 2026-10-25; no other live journey result is recorded here. Do not guess or broaden production host permissions.</w:t>
       </w:r>
     </w:p>
     <w:tbl>
@@ -658,7 +673,7 @@
         <w:pStyle w:val="BodyText"/>
       </w:pPr>
       <w:r>
-        <w:t xml:space="preserve">For each supervised journey, record the exact origin, page matcher, fields filled, existing values skipped, fields with no CRM value, fields left for manual review, and and, where possible, a sanitized HTML fixture alongside the synthetic pages in</w:t>
+        <w:t xml:space="preserve">For each supervised journey, record the exact origin, page matcher, fields filled, existing values skipped, fields with no CRM value, fields left for manual review, and, where possible, a sanitized HTML fixture alongside the synthetic pages in</w:t>
       </w:r>
       <w:r>
         <w:t xml:space="preserve"> </w:t>

--- a/docs/docx/PORTALS.docx
+++ b/docs/docx/PORTALS.docx
@@ -32,9 +32,9 @@
       <w:pPr>
         <w:pStyle w:val="Heading1"/>
       </w:pPr>
-      <w:bookmarkStart w:id="9" w:name="_bd7568cda611307023d72e6c1e9c0d24969675e"/>
-      <w:r>
-        <w:t xml:space="preserve">Portal verification matrix</w:t>
+      <w:bookmarkStart w:id="9" w:name="_bb775d107d85eea8022ae46bb8d3dbfde4f7af0"/>
+      <w:r>
+        <w:t xml:space="preserve">Portal status</w:t>
       </w:r>
       <w:bookmarkEnd w:id="9"/>
     </w:p>
@@ -43,44 +43,18 @@
         <w:pStyle w:val="FirstParagraph"/>
       </w:pPr>
       <w:r>
-        <w:t xml:space="preserve">Each portal's exact origin and field inventory is confirmed: Greenwich (</w:t>
-      </w:r>
-      <w:r>
-        <w:rPr>
-          <w:rStyle w:val="VerbatimChar"/>
-        </w:rPr>
-        <w:t xml:space="preserve">nelson.gre.ac.uk</w:t>
-      </w:r>
-      <w:r>
-        <w:t xml:space="preserve">), Bangor (</w:t>
-      </w:r>
-      <w:r>
-        <w:rPr>
-          <w:rStyle w:val="VerbatimChar"/>
-        </w:rPr>
-        <w:t xml:space="preserve">apps.bangor.ac.uk</w:t>
-      </w:r>
-      <w:r>
-        <w:t xml:space="preserve">), Greater Manchester (</w:t>
-      </w:r>
-      <w:r>
-        <w:rPr>
-          <w:rStyle w:val="VerbatimChar"/>
-        </w:rPr>
-        <w:t xml:space="preserve">evision.bolton.ac.uk</w:t>
-      </w:r>
-      <w:r>
-        <w:t xml:space="preserve">) and the Campora source (</w:t>
-      </w:r>
-      <w:r>
-        <w:rPr>
-          <w:rStyle w:val="VerbatimChar"/>
-        </w:rPr>
-        <w:t xml:space="preserve">v-sams-backend.samsapply.co.uk</w:t>
-      </w:r>
-      <w:r>
-        <w:t xml:space="preserve">). Full inventories are dated 2026-10-23 (Campora 2026-10-25). Live CRM-to-portal results: one supervised Campora-to-Bangor no-save sample passed on 2026-10-25; no other live journey result is recorded here. Do not guess or broaden production host permissions.</w:t>
-      </w:r>
+        <w:t xml:space="preserve">This page shows what the extension supports for each portal and what has been tested live. Do not guess or widen the production host permissions.</w:t>
+      </w:r>
+    </w:p>
+    <w:p>
+      <w:pPr>
+        <w:pStyle w:val="Heading2"/>
+      </w:pPr>
+      <w:bookmarkStart w:id="10" w:name="_portals"/>
+      <w:r>
+        <w:t xml:space="preserve">Portals</w:t>
+      </w:r>
+      <w:bookmarkEnd w:id="10"/>
     </w:p>
     <w:tbl>
       <w:tblPr>
@@ -89,14 +63,12 @@
         <w:tblLook w:firstRow="1" w:lastRow="0" w:firstColumn="0" w:lastColumn="0" w:noHBand="0" w:noVBand="0" w:val="0020"/>
       </w:tblPr>
       <w:tblGrid>
-        <w:gridCol w:w="990"/>
-        <w:gridCol w:w="990"/>
-        <w:gridCol w:w="990"/>
-        <w:gridCol w:w="990"/>
-        <w:gridCol w:w="990"/>
-        <w:gridCol w:w="990"/>
-        <w:gridCol w:w="990"/>
-        <w:gridCol w:w="990"/>
+        <w:gridCol w:w="1320"/>
+        <w:gridCol w:w="1320"/>
+        <w:gridCol w:w="1320"/>
+        <w:gridCol w:w="1320"/>
+        <w:gridCol w:w="1320"/>
+        <w:gridCol w:w="1320"/>
       </w:tblGrid>
       <w:tr>
         <w:trPr>
@@ -118,81 +90,53 @@
           <w:p>
             <w:pPr>
               <w:pStyle w:val="Compact"/>
-              <w:jc w:val="right"/>
-            </w:pPr>
-            <w:r>
-              <w:t xml:space="preserve">Origin confirmed</w:t>
-            </w:r>
-          </w:p>
-        </w:tc>
-        <w:tc>
-          <w:tcPr/>
-          <w:p>
-            <w:pPr>
-              <w:pStyle w:val="Compact"/>
-              <w:jc w:val="right"/>
-            </w:pPr>
-            <w:r>
-              <w:t xml:space="preserve">Personal</w:t>
-            </w:r>
-          </w:p>
-        </w:tc>
-        <w:tc>
-          <w:tcPr/>
-          <w:p>
-            <w:pPr>
-              <w:pStyle w:val="Compact"/>
-              <w:jc w:val="right"/>
-            </w:pPr>
-            <w:r>
-              <w:t xml:space="preserve">Contact</w:t>
-            </w:r>
-          </w:p>
-        </w:tc>
-        <w:tc>
-          <w:tcPr/>
-          <w:p>
-            <w:pPr>
-              <w:pStyle w:val="Compact"/>
-              <w:jc w:val="right"/>
-            </w:pPr>
-            <w:r>
-              <w:t xml:space="preserve">Education</w:t>
-            </w:r>
-          </w:p>
-        </w:tc>
-        <w:tc>
-          <w:tcPr/>
-          <w:p>
-            <w:pPr>
-              <w:pStyle w:val="Compact"/>
-              <w:jc w:val="right"/>
-            </w:pPr>
-            <w:r>
-              <w:t xml:space="preserve">Employment</w:t>
-            </w:r>
-          </w:p>
-        </w:tc>
-        <w:tc>
-          <w:tcPr/>
-          <w:p>
-            <w:pPr>
-              <w:pStyle w:val="Compact"/>
-              <w:jc w:val="right"/>
-            </w:pPr>
-            <w:r>
-              <w:t xml:space="preserve">Fixtures</w:t>
-            </w:r>
-          </w:p>
-        </w:tc>
-        <w:tc>
-          <w:tcPr/>
-          <w:p>
-            <w:pPr>
-              <w:pStyle w:val="Compact"/>
-            </w:pPr>
-            <w:r>
-              <w:t xml:space="preserve">Status</w:t>
+            </w:pPr>
+            <w:r>
+              <w:t xml:space="preserve">Origin</w:t>
+            </w:r>
+          </w:p>
+        </w:tc>
+        <w:tc>
+          <w:tcPr/>
+          <w:p>
+            <w:pPr>
+              <w:pStyle w:val="Compact"/>
+            </w:pPr>
+            <w:r>
+              <w:t xml:space="preserve">Mapped sections</w:t>
+            </w:r>
+          </w:p>
+        </w:tc>
+        <w:tc>
+          <w:tcPr/>
+          <w:p>
+            <w:pPr>
+              <w:pStyle w:val="Compact"/>
+            </w:pPr>
+            <w:r>
+              <w:t xml:space="preserve">Synthetic test page</w:t>
+            </w:r>
+          </w:p>
+        </w:tc>
+        <w:tc>
+          <w:tcPr/>
+          <w:p>
+            <w:pPr>
+              <w:pStyle w:val="Compact"/>
+            </w:pPr>
+            <w:r>
+              <w:t xml:space="preserve">Live test result</w:t>
+            </w:r>
+          </w:p>
+        </w:tc>
+        <w:tc>
+          <w:tcPr/>
+          <w:p>
+            <w:pPr>
+              <w:pStyle w:val="Compact"/>
+            </w:pPr>
+            <w:r>
+              <w:t xml:space="preserve">Field map</w:t>
             </w:r>
           </w:p>
         </w:tc>
@@ -214,83 +158,32 @@
           <w:p>
             <w:pPr>
               <w:pStyle w:val="Compact"/>
-              <w:jc w:val="right"/>
-            </w:pPr>
-            <w:r>
-              <w:t xml:space="preserve">Yes (</w:t>
-            </w:r>
+            </w:pPr>
             <w:r>
               <w:rPr>
                 <w:rStyle w:val="VerbatimChar"/>
               </w:rPr>
               <w:t xml:space="preserve">nelson.gre.ac.uk</w:t>
             </w:r>
-            <w:r>
-              <w:t xml:space="preserve">)</w:t>
-            </w:r>
-          </w:p>
-        </w:tc>
-        <w:tc>
-          <w:tcPr/>
-          <w:p>
-            <w:pPr>
-              <w:pStyle w:val="Compact"/>
-              <w:jc w:val="right"/>
-            </w:pPr>
-            <w:r>
-              <w:t xml:space="preserve">Mapped</w:t>
-            </w:r>
-          </w:p>
-        </w:tc>
-        <w:tc>
-          <w:tcPr/>
-          <w:p>
-            <w:pPr>
-              <w:pStyle w:val="Compact"/>
-              <w:jc w:val="right"/>
-            </w:pPr>
-            <w:r>
-              <w:t xml:space="preserve">Mapped</w:t>
-            </w:r>
-          </w:p>
-        </w:tc>
-        <w:tc>
-          <w:tcPr/>
-          <w:p>
-            <w:pPr>
-              <w:pStyle w:val="Compact"/>
-              <w:jc w:val="right"/>
-            </w:pPr>
-            <w:r>
-              <w:t xml:space="preserve">Mapped</w:t>
-            </w:r>
-          </w:p>
-        </w:tc>
-        <w:tc>
-          <w:tcPr/>
-          <w:p>
-            <w:pPr>
-              <w:pStyle w:val="Compact"/>
-              <w:jc w:val="right"/>
-            </w:pPr>
-            <w:r>
-              <w:t xml:space="preserve">Mapped</w:t>
-            </w:r>
-          </w:p>
-        </w:tc>
-        <w:tc>
-          <w:tcPr/>
-          <w:p>
-            <w:pPr>
-              <w:pStyle w:val="Compact"/>
-              <w:jc w:val="right"/>
-            </w:pPr>
-            <w:r>
-              <w:t xml:space="preserve">Synthetic in</w:t>
-            </w:r>
-            <w:r>
-              <w:t xml:space="preserve"> </w:t>
-            </w:r>
+          </w:p>
+        </w:tc>
+        <w:tc>
+          <w:tcPr/>
+          <w:p>
+            <w:pPr>
+              <w:pStyle w:val="Compact"/>
+            </w:pPr>
+            <w:r>
+              <w:t xml:space="preserve">Personal, Contact, Education, Employment, and the other checklist sections (all ten inventoried on 2026-10-23)</w:t>
+            </w:r>
+          </w:p>
+        </w:tc>
+        <w:tc>
+          <w:tcPr/>
+          <w:p>
+            <w:pPr>
+              <w:pStyle w:val="Compact"/>
+            </w:pPr>
             <w:r>
               <w:rPr>
                 <w:rStyle w:val="VerbatimChar"/>
@@ -306,17 +199,24 @@
               <w:pStyle w:val="Compact"/>
             </w:pPr>
             <w:r>
-              <w:t xml:space="preserve">Complete 2026-10-23 inventory of all ten checklist sections; applicant address, qualification award date and education attendance dates now mapped via split dates; Programme fills intake → programme → mode over three passes. Fixed agent-ID, address-line-2, interview-date and teacher-training mis-fills. Live CRM-to-portal journey pending. See</w:t>
-            </w:r>
-            <w:r>
-              <w:t xml:space="preserve"> </w:t>
-            </w:r>
-            <w:r>
-              <w:rPr>
-                <w:rStyle w:val="VerbatimChar"/>
-              </w:rPr>
-              <w:t xml:space="preserve">docs/portal-maps/GREENWICH.md</w:t>
-            </w:r>
+              <w:t xml:space="preserve">None recorded</w:t>
+            </w:r>
+          </w:p>
+        </w:tc>
+        <w:tc>
+          <w:tcPr/>
+          <w:p>
+            <w:pPr>
+              <w:pStyle w:val="Compact"/>
+            </w:pPr>
+            <w:hyperlink r:id="rId11">
+              <w:r>
+                <w:rPr>
+                  <w:rStyle w:val="Hyperlink"/>
+                </w:rPr>
+                <w:t xml:space="preserve">GREENWICH.md</w:t>
+              </w:r>
+            </w:hyperlink>
           </w:p>
         </w:tc>
       </w:tr>
@@ -337,83 +237,32 @@
           <w:p>
             <w:pPr>
               <w:pStyle w:val="Compact"/>
-              <w:jc w:val="right"/>
-            </w:pPr>
-            <w:r>
-              <w:t xml:space="preserve">Yes (</w:t>
-            </w:r>
+            </w:pPr>
             <w:r>
               <w:rPr>
                 <w:rStyle w:val="VerbatimChar"/>
               </w:rPr>
               <w:t xml:space="preserve">evision.bolton.ac.uk</w:t>
             </w:r>
-            <w:r>
-              <w:t xml:space="preserve">)</w:t>
-            </w:r>
-          </w:p>
-        </w:tc>
-        <w:tc>
-          <w:tcPr/>
-          <w:p>
-            <w:pPr>
-              <w:pStyle w:val="Compact"/>
-              <w:jc w:val="right"/>
-            </w:pPr>
-            <w:r>
-              <w:t xml:space="preserve">Mapped</w:t>
-            </w:r>
-          </w:p>
-        </w:tc>
-        <w:tc>
-          <w:tcPr/>
-          <w:p>
-            <w:pPr>
-              <w:pStyle w:val="Compact"/>
-              <w:jc w:val="right"/>
-            </w:pPr>
-            <w:r>
-              <w:t xml:space="preserve">Mapped</w:t>
-            </w:r>
-          </w:p>
-        </w:tc>
-        <w:tc>
-          <w:tcPr/>
-          <w:p>
-            <w:pPr>
-              <w:pStyle w:val="Compact"/>
-              <w:jc w:val="right"/>
-            </w:pPr>
-            <w:r>
-              <w:t xml:space="preserve">Mapped</w:t>
-            </w:r>
-          </w:p>
-        </w:tc>
-        <w:tc>
-          <w:tcPr/>
-          <w:p>
-            <w:pPr>
-              <w:pStyle w:val="Compact"/>
-              <w:jc w:val="right"/>
-            </w:pPr>
-            <w:r>
-              <w:t xml:space="preserve">Mapped</w:t>
-            </w:r>
-          </w:p>
-        </w:tc>
-        <w:tc>
-          <w:tcPr/>
-          <w:p>
-            <w:pPr>
-              <w:pStyle w:val="Compact"/>
-              <w:jc w:val="right"/>
-            </w:pPr>
-            <w:r>
-              <w:t xml:space="preserve">Synthetic Personal Details fixture in</w:t>
-            </w:r>
-            <w:r>
-              <w:t xml:space="preserve"> </w:t>
-            </w:r>
+          </w:p>
+        </w:tc>
+        <w:tc>
+          <w:tcPr/>
+          <w:p>
+            <w:pPr>
+              <w:pStyle w:val="Compact"/>
+            </w:pPr>
+            <w:r>
+              <w:t xml:space="preserve">Personal Details, Contact Details, Qualifications, Experience, and the other SITS tabs (inventoried on 2026-10-23)</w:t>
+            </w:r>
+          </w:p>
+        </w:tc>
+        <w:tc>
+          <w:tcPr/>
+          <w:p>
+            <w:pPr>
+              <w:pStyle w:val="Compact"/>
+            </w:pPr>
             <w:r>
               <w:rPr>
                 <w:rStyle w:val="VerbatimChar"/>
@@ -421,40 +270,38 @@
               <w:t xml:space="preserve">e2e/fixtures/manchester-personal-mapping.html</w:t>
             </w:r>
             <w:r>
-              <w:t xml:space="preserve">; full sanitized live-form replay still pending</w:t>
-            </w:r>
-          </w:p>
-        </w:tc>
-        <w:tc>
-          <w:tcPr/>
-          <w:p>
-            <w:pPr>
-              <w:pStyle w:val="Compact"/>
-            </w:pPr>
-            <w:r>
-              <w:t xml:space="preserve">Origin + selector map in</w:t>
-            </w:r>
-            <w:r>
               <w:t xml:space="preserve"> </w:t>
             </w:r>
             <w:r>
-              <w:rPr>
-                <w:rStyle w:val="VerbatimChar"/>
-              </w:rPr>
-              <w:t xml:space="preserve">config/portals/manchester.js</w:t>
-            </w:r>
-            <w:r>
-              <w:t xml:space="preserve">; SITS IPP tabs; complete 2026-10-23 inventory of PD, CD, PI, QU, EX, PS, PA and SU (Referees/Funding/Research hidden on the MBA sample). Synthetic Copy-to-Autofill covers derived birth/residence countries and preserves existing residence. Qualification name/subject/grade and typed statement need the documented two-pass reveal. Live CRM Autofill pending. See</w:t>
-            </w:r>
-            <w:r>
-              <w:t xml:space="preserve"> </w:t>
-            </w:r>
-            <w:r>
-              <w:rPr>
-                <w:rStyle w:val="VerbatimChar"/>
-              </w:rPr>
-              <w:t xml:space="preserve">docs/portal-maps/MANCHESTER.md</w:t>
-            </w:r>
+              <w:t xml:space="preserve">(Personal Details)</w:t>
+            </w:r>
+          </w:p>
+        </w:tc>
+        <w:tc>
+          <w:tcPr/>
+          <w:p>
+            <w:pPr>
+              <w:pStyle w:val="Compact"/>
+            </w:pPr>
+            <w:r>
+              <w:t xml:space="preserve">None recorded</w:t>
+            </w:r>
+          </w:p>
+        </w:tc>
+        <w:tc>
+          <w:tcPr/>
+          <w:p>
+            <w:pPr>
+              <w:pStyle w:val="Compact"/>
+            </w:pPr>
+            <w:hyperlink r:id="rId12">
+              <w:r>
+                <w:rPr>
+                  <w:rStyle w:val="Hyperlink"/>
+                </w:rPr>
+                <w:t xml:space="preserve">MANCHESTER.md</w:t>
+              </w:r>
+            </w:hyperlink>
           </w:p>
         </w:tc>
       </w:tr>
@@ -475,83 +322,32 @@
           <w:p>
             <w:pPr>
               <w:pStyle w:val="Compact"/>
-              <w:jc w:val="right"/>
-            </w:pPr>
-            <w:r>
-              <w:t xml:space="preserve">Yes (</w:t>
-            </w:r>
+            </w:pPr>
             <w:r>
               <w:rPr>
                 <w:rStyle w:val="VerbatimChar"/>
               </w:rPr>
               <w:t xml:space="preserve">apps.bangor.ac.uk</w:t>
             </w:r>
-            <w:r>
-              <w:t xml:space="preserve">)</w:t>
-            </w:r>
-          </w:p>
-        </w:tc>
-        <w:tc>
-          <w:tcPr/>
-          <w:p>
-            <w:pPr>
-              <w:pStyle w:val="Compact"/>
-              <w:jc w:val="right"/>
-            </w:pPr>
-            <w:r>
-              <w:t xml:space="preserve">Mapped</w:t>
-            </w:r>
-          </w:p>
-        </w:tc>
-        <w:tc>
-          <w:tcPr/>
-          <w:p>
-            <w:pPr>
-              <w:pStyle w:val="Compact"/>
-              <w:jc w:val="right"/>
-            </w:pPr>
-            <w:r>
-              <w:t xml:space="preserve">Mapped</w:t>
-            </w:r>
-          </w:p>
-        </w:tc>
-        <w:tc>
-          <w:tcPr/>
-          <w:p>
-            <w:pPr>
-              <w:pStyle w:val="Compact"/>
-              <w:jc w:val="right"/>
-            </w:pPr>
-            <w:r>
-              <w:t xml:space="preserve">Mapped</w:t>
-            </w:r>
-          </w:p>
-        </w:tc>
-        <w:tc>
-          <w:tcPr/>
-          <w:p>
-            <w:pPr>
-              <w:pStyle w:val="Compact"/>
-              <w:jc w:val="right"/>
-            </w:pPr>
-            <w:r>
-              <w:t xml:space="preserve">Mapped</w:t>
-            </w:r>
-          </w:p>
-        </w:tc>
-        <w:tc>
-          <w:tcPr/>
-          <w:p>
-            <w:pPr>
-              <w:pStyle w:val="Compact"/>
-              <w:jc w:val="right"/>
-            </w:pPr>
-            <w:r>
-              <w:t xml:space="preserve">Synthetic in</w:t>
-            </w:r>
-            <w:r>
-              <w:t xml:space="preserve"> </w:t>
-            </w:r>
+          </w:p>
+        </w:tc>
+        <w:tc>
+          <w:tcPr/>
+          <w:p>
+            <w:pPr>
+              <w:pStyle w:val="Compact"/>
+            </w:pPr>
+            <w:r>
+              <w:t xml:space="preserve">Personal, International, Programme lookup, Additional Info, Contact, Education, Employment, Language, Finance (inventoried on 2026-10-23)</w:t>
+            </w:r>
+          </w:p>
+        </w:tc>
+        <w:tc>
+          <w:tcPr/>
+          <w:p>
+            <w:pPr>
+              <w:pStyle w:val="Compact"/>
+            </w:pPr>
             <w:r>
               <w:rPr>
                 <w:rStyle w:val="VerbatimChar"/>
@@ -567,52 +363,140 @@
               <w:pStyle w:val="Compact"/>
             </w:pPr>
             <w:r>
-              <w:t xml:space="preserve">Origin + selector map in</w:t>
-            </w:r>
-            <w:r>
-              <w:t xml:space="preserve"> </w:t>
-            </w:r>
-            <w:r>
-              <w:rPr>
-                <w:rStyle w:val="VerbatimChar"/>
-              </w:rPr>
-              <w:t xml:space="preserve">config/portals/bangor.js</w:t>
-            </w:r>
-            <w:r>
-              <w:t xml:space="preserve">; complete 2026-10-23 inventory of Personal, International, Programme lookup, Additional Info, Contact, Education, Employment, Language, Finance and the restricted-admissions branch (286 controls, 0 gaps after the independent second pass). Programme opens once Personal is saved. One Campora-to-Bangor no-save sample passed 2026-10-25; full live CRM Autofill pending. See</w:t>
-            </w:r>
-            <w:r>
-              <w:t xml:space="preserve"> </w:t>
-            </w:r>
-            <w:r>
-              <w:rPr>
-                <w:rStyle w:val="VerbatimChar"/>
-              </w:rPr>
-              <w:t xml:space="preserve">docs/portal-maps/BANGOR.md</w:t>
-            </w:r>
+              <w:t xml:space="preserve">One Campora-to-Bangor run without saving (2026-10-25)</w:t>
+            </w:r>
+          </w:p>
+        </w:tc>
+        <w:tc>
+          <w:tcPr/>
+          <w:p>
+            <w:pPr>
+              <w:pStyle w:val="Compact"/>
+            </w:pPr>
+            <w:hyperlink r:id="rId13">
+              <w:r>
+                <w:rPr>
+                  <w:rStyle w:val="Hyperlink"/>
+                </w:rPr>
+                <w:t xml:space="preserve">BANGOR.md</w:t>
+              </w:r>
+            </w:hyperlink>
           </w:p>
         </w:tc>
       </w:tr>
     </w:tbl>
     <w:p>
       <w:pPr>
+        <w:pStyle w:val="FirstParagraph"/>
+      </w:pPr>
+      <w:r>
+        <w:t xml:space="preserve">Notes:</w:t>
+      </w:r>
+    </w:p>
+    <w:p>
+      <w:pPr>
+        <w:pStyle w:val="Compact"/>
+        <w:numPr>
+          <w:ilvl w:val="0"/>
+          <w:numId w:val="1001"/>
+        </w:numPr>
+      </w:pPr>
+      <w:r>
+        <w:rPr>
+          <w:b/>
+          <w:bCs/>
+        </w:rPr>
+        <w:t xml:space="preserve">Greenwich.</w:t>
+      </w:r>
+      <w:r>
+        <w:t xml:space="preserve"> </w:t>
+      </w:r>
+      <w:r>
+        <w:t xml:space="preserve">Programme fills in three passes: intake, then programme, then mode. Split dates cover the applicant address, the qualification award date, and the education attendance dates.</w:t>
+      </w:r>
+    </w:p>
+    <w:p>
+      <w:pPr>
+        <w:pStyle w:val="Compact"/>
+        <w:numPr>
+          <w:ilvl w:val="0"/>
+          <w:numId w:val="1001"/>
+        </w:numPr>
+      </w:pPr>
+      <w:r>
+        <w:rPr>
+          <w:b/>
+          <w:bCs/>
+        </w:rPr>
+        <w:t xml:space="preserve">Greater Manchester.</w:t>
+      </w:r>
+      <w:r>
+        <w:t xml:space="preserve"> </w:t>
+      </w:r>
+      <w:r>
+        <w:t xml:space="preserve">Qualification name, subject, grade, and the typed statement need a two-pass reveal. Staff answer the conditional questions first and then run Autofill again.</w:t>
+      </w:r>
+    </w:p>
+    <w:p>
+      <w:pPr>
+        <w:pStyle w:val="Compact"/>
+        <w:numPr>
+          <w:ilvl w:val="0"/>
+          <w:numId w:val="1001"/>
+        </w:numPr>
+      </w:pPr>
+      <w:r>
+        <w:rPr>
+          <w:b/>
+          <w:bCs/>
+        </w:rPr>
+        <w:t xml:space="preserve">Bangor.</w:t>
+      </w:r>
+      <w:r>
+        <w:t xml:space="preserve"> </w:t>
+      </w:r>
+      <w:r>
+        <w:t xml:space="preserve">The Programme section opens only after Personal is saved. The extension never saves, so Programme stays untested unless the draft is already unlocked.</w:t>
+      </w:r>
+    </w:p>
+    <w:p>
+      <w:pPr>
         <w:pStyle w:val="Heading2"/>
       </w:pPr>
-      <w:bookmarkStart w:id="10" w:name="_184e854546d01f849a4613f6eeabd12a6ea59e1"/>
+      <w:bookmarkStart w:id="14" w:name="_184e854546d01f849a4613f6eeabd12a6ea59e1"/>
       <w:r>
         <w:t xml:space="preserve">CRM sources</w:t>
       </w:r>
-      <w:bookmarkEnd w:id="10"/>
+      <w:bookmarkEnd w:id="14"/>
     </w:p>
     <w:p>
       <w:pPr>
         <w:pStyle w:val="FirstParagraph"/>
       </w:pPr>
       <w:r>
-        <w:t xml:space="preserve">Copy reads two approved sources: the SAMS CRM at</w:t>
+        <w:t xml:space="preserve">Copy reads two approved sources:</w:t>
+      </w:r>
+    </w:p>
+    <w:p>
+      <w:pPr>
+        <w:pStyle w:val="Compact"/>
+        <w:numPr>
+          <w:ilvl w:val="0"/>
+          <w:numId w:val="1002"/>
+        </w:numPr>
+      </w:pPr>
+      <w:r>
+        <w:rPr>
+          <w:b/>
+          <w:bCs/>
+        </w:rPr>
+        <w:t xml:space="preserve">SAMS CRM</w:t>
       </w:r>
       <w:r>
         <w:t xml:space="preserve"> </w:t>
+      </w:r>
+      <w:r>
+        <w:t xml:space="preserve">(</w:t>
       </w:r>
       <w:r>
         <w:rPr>
@@ -621,13 +505,55 @@
         <w:t xml:space="preserve">https://app.samscrm.co.uk</w:t>
       </w:r>
       <w:r>
+        <w:t xml:space="preserve">). The reader uses the lead header, the Applications tab (stage panels when mounted, otherwise the visible form), and the Profile tab (all ten sections). It works for direct, sub-agent, and converted leads. The layout is the same:</w:t>
+      </w:r>
+      <w:r>
         <w:t xml:space="preserve"> </w:t>
       </w:r>
       <w:r>
-        <w:t xml:space="preserve">(lead Profile and Applications tabs) and Campora APPLY at</w:t>
+        <w:rPr>
+          <w:rStyle w:val="VerbatimChar"/>
+        </w:rPr>
+        <w:t xml:space="preserve">/agent/leads/full-profile/&lt;id&gt;</w:t>
+      </w:r>
+      <w:r>
+        <w:t xml:space="preserve">. Profile values win when both tabs give the same key. The full field map is in</w:t>
       </w:r>
       <w:r>
         <w:t xml:space="preserve"> </w:t>
+      </w:r>
+      <w:hyperlink r:id="rId15">
+        <w:r>
+          <w:rPr>
+            <w:rStyle w:val="Hyperlink"/>
+          </w:rPr>
+          <w:t xml:space="preserve">CRM-LEAD-PROFILE.md</w:t>
+        </w:r>
+      </w:hyperlink>
+      <w:r>
+        <w:t xml:space="preserve">.</w:t>
+      </w:r>
+    </w:p>
+    <w:p>
+      <w:pPr>
+        <w:pStyle w:val="Compact"/>
+        <w:numPr>
+          <w:ilvl w:val="0"/>
+          <w:numId w:val="1002"/>
+        </w:numPr>
+      </w:pPr>
+      <w:r>
+        <w:rPr>
+          <w:b/>
+          <w:bCs/>
+        </w:rPr>
+        <w:t xml:space="preserve">Campora APPLY</w:t>
+      </w:r>
+      <w:r>
+        <w:t xml:space="preserve"> </w:t>
+      </w:r>
+      <w:r>
+        <w:t xml:space="preserve">(</w:t>
       </w:r>
       <w:r>
         <w:rPr>
@@ -636,10 +562,7 @@
         <w:t xml:space="preserve">https://v-sams-backend.samsapply.co.uk</w:t>
       </w:r>
       <w:r>
-        <w:t xml:space="preserve"> </w:t>
-      </w:r>
-      <w:r>
-        <w:t xml:space="preserve">(application route</w:t>
+        <w:t xml:space="preserve">, route</w:t>
       </w:r>
       <w:r>
         <w:t xml:space="preserve"> </w:t>
@@ -651,17 +574,17 @@
         <w:t xml:space="preserve">/applyuser/show/&lt;id&gt;/profile</w:t>
       </w:r>
       <w:r>
-        <w:t xml:space="preserve">). Campora's read-only profile loads when its Profile tab is opened; the reader opens that tab, maps only the canonical fields the engine and portal maps consume, and restores the previous tab. Reference records, status flags, student quality and the level badge are not mapped. Campora documents are not listed or fetched; staff attach them manually. A first real Campora-to-Bangor no-save sample passed on 2026-10-25: Copy returned 30 fields and Bangor education, employment and finance filled eight controls, with existing/blocked values preserved, zero blocked writes and the cache cleared. This is one application and one portal, not full acceptance; draft ownership was not verified, so treat it as a no-save field-fill smoke test. The full Campora map, deliberate omissions and read-only section endpoints are in</w:t>
+        <w:t xml:space="preserve">). The Profile tab loads when it is opened. The reader opens it, reads only the keys that the engine and portal maps use, and restores the previous tab. It does not map reference records, status flags, student quality, or the level badge. Campora documents are not listed or fetched. Staff attach them manually. The full map is in</w:t>
       </w:r>
       <w:r>
         <w:t xml:space="preserve"> </w:t>
       </w:r>
-      <w:hyperlink r:id="rId11">
+      <w:hyperlink r:id="rId16">
         <w:r>
           <w:rPr>
             <w:rStyle w:val="Hyperlink"/>
           </w:rPr>
-          <w:t xml:space="preserve">docs/portal-maps/CAMPORA.md</w:t>
+          <w:t xml:space="preserve">CAMPORA.md</w:t>
         </w:r>
       </w:hyperlink>
       <w:r>
@@ -670,127 +593,41 @@
     </w:p>
     <w:p>
       <w:pPr>
+        <w:pStyle w:val="Heading2"/>
+      </w:pPr>
+      <w:bookmarkStart w:id="17" w:name="_2b6df3009af2d6a4d13cb2311798f2bcf6fb646"/>
+      <w:r>
+        <w:t xml:space="preserve">Live test result</w:t>
+      </w:r>
+      <w:bookmarkEnd w:id="17"/>
+    </w:p>
+    <w:p>
+      <w:pPr>
+        <w:pStyle w:val="FirstParagraph"/>
+      </w:pPr>
+      <w:r>
+        <w:t xml:space="preserve">On 2026-10-25, one supervised run copied a real Campora application and filled a real Bangor draft without saving. Copy returned 30 fields. The Bangor education, employment, and finance sections gained eight filled controls. The run kept existing and blocked values, made no blocked writes, and cleared the cache.</w:t>
+      </w:r>
+    </w:p>
+    <w:p>
+      <w:pPr>
         <w:pStyle w:val="BodyText"/>
       </w:pPr>
       <w:r>
-        <w:t xml:space="preserve">For each supervised journey, record the exact origin, page matcher, fields filled, existing values skipped, fields with no CRM value, fields left for manual review, and, where possible, a sanitized HTML fixture alongside the synthetic pages in</w:t>
+        <w:t xml:space="preserve">This is one application and one portal. The run did not check that the draft belonged to the same applicant. Treat it as a field-fill smoke test, not as acceptance.</w:t>
+      </w:r>
+    </w:p>
+    <w:p>
+      <w:pPr>
+        <w:pStyle w:val="BodyText"/>
+      </w:pPr>
+      <w:r>
+        <w:t xml:space="preserve">No other live CRM-to-portal run is recorded. The live runners can target all three portals, but a configured journey is not a passed journey. See</w:t>
       </w:r>
       <w:r>
         <w:t xml:space="preserve"> </w:t>
       </w:r>
-      <w:r>
-        <w:rPr>
-          <w:rStyle w:val="VerbatimChar"/>
-        </w:rPr>
-        <w:t xml:space="preserve">e2e/fixtures/</w:t>
-      </w:r>
-      <w:r>
-        <w:t xml:space="preserve">.</w:t>
-      </w:r>
-    </w:p>
-    <w:p>
-      <w:pPr>
-        <w:pStyle w:val="BodyText"/>
-      </w:pPr>
-      <w:r>
-        <w:rPr>
-          <w:b/>
-          <w:bCs/>
-        </w:rPr>
-        <w:t xml:space="preserve">CRM source coverage (2026-10-23):</w:t>
-      </w:r>
-      <w:r>
-        <w:t xml:space="preserve"> </w:t>
-      </w:r>
-      <w:r>
-        <w:t xml:space="preserve">Copy reads the lead header, the Applications tab (stage panels when mounted, otherwise its visible form) and the Profile tab (all ten sections) for direct, sub-agent and converted leads (same</w:t>
-      </w:r>
-      <w:r>
-        <w:t xml:space="preserve"> </w:t>
-      </w:r>
-      <w:r>
-        <w:rPr>
-          <w:rStyle w:val="VerbatimChar"/>
-        </w:rPr>
-        <w:t xml:space="preserve">/agent/leads/full-profile/&lt;id&gt;</w:t>
-      </w:r>
-      <w:r>
-        <w:t xml:space="preserve"> </w:t>
-      </w:r>
-      <w:r>
-        <w:t xml:space="preserve">layout). Profile values win on shared keys. Full field-by-field map and limits:</w:t>
-      </w:r>
-      <w:r>
-        <w:t xml:space="preserve"> </w:t>
-      </w:r>
-      <w:hyperlink r:id="rId12">
-        <w:r>
-          <w:rPr>
-            <w:rStyle w:val="Hyperlink"/>
-          </w:rPr>
-          <w:t xml:space="preserve">docs/portal-maps/CRM-LEAD-PROFILE.md</w:t>
-        </w:r>
-      </w:hyperlink>
-      <w:r>
-        <w:t xml:space="preserve">.</w:t>
-      </w:r>
-    </w:p>
-    <w:p>
-      <w:pPr>
-        <w:pStyle w:val="BodyText"/>
-      </w:pPr>
-      <w:r>
-        <w:t xml:space="preserve">Current automated baseline (2026-10-28):</w:t>
-      </w:r>
-      <w:r>
-        <w:t xml:space="preserve"> </w:t>
-      </w:r>
-      <w:r>
-        <w:rPr>
-          <w:rStyle w:val="VerbatimChar"/>
-        </w:rPr>
-        <w:t xml:space="preserve">npm test</w:t>
-      </w:r>
-      <w:r>
-        <w:t xml:space="preserve"> </w:t>
-      </w:r>
-      <w:r>
-        <w:t xml:space="preserve">135/135 and</w:t>
-      </w:r>
-      <w:r>
-        <w:t xml:space="preserve"> </w:t>
-      </w:r>
-      <w:r>
-        <w:rPr>
-          <w:rStyle w:val="VerbatimChar"/>
-        </w:rPr>
-        <w:t xml:space="preserve">npm run test:e2e</w:t>
-      </w:r>
-      <w:r>
-        <w:t xml:space="preserve"> </w:t>
-      </w:r>
-      <w:r>
-        <w:t xml:space="preserve">50/50 in a visible Chromium against the loaded extension and synthetic fixtures, not live portals. A separate</w:t>
-      </w:r>
-      <w:r>
-        <w:t xml:space="preserve"> </w:t>
-      </w:r>
-      <w:r>
-        <w:rPr>
-          <w:rStyle w:val="VerbatimChar"/>
-        </w:rPr>
-        <w:t xml:space="preserve">npm run test:e2e:live</w:t>
-      </w:r>
-      <w:r>
-        <w:t xml:space="preserve"> </w:t>
-      </w:r>
-      <w:r>
-        <w:t xml:space="preserve">Campora-to-Bangor no-save sample passed on 2026-10-25. The synthetic suite includes Greenwich funding, intake, residence, job-title and referee regressions, plus Manchester Personal Details birth/residence fallback and existing-value preservation. This is not full live-portal or Safari acceptance. The live runners can target all three portals, but configuring a journey is not evidence that it passed. See</w:t>
-      </w:r>
-      <w:r>
-        <w:t xml:space="preserve"> </w:t>
-      </w:r>
-      <w:hyperlink r:id="rId13">
+      <w:hyperlink r:id="rId18">
         <w:r>
           <w:rPr>
             <w:rStyle w:val="Hyperlink"/>
@@ -799,32 +636,117 @@
         </w:r>
       </w:hyperlink>
       <w:r>
+        <w:t xml:space="preserve">.</w:t>
+      </w:r>
+    </w:p>
+    <w:p>
+      <w:pPr>
+        <w:pStyle w:val="Heading2"/>
+      </w:pPr>
+      <w:bookmarkStart w:id="19" w:name="_a8859b2a3be2c288c34d41161444031a779a719"/>
+      <w:r>
+        <w:t xml:space="preserve">Record a new journey</w:t>
+      </w:r>
+      <w:bookmarkEnd w:id="19"/>
+    </w:p>
+    <w:p>
+      <w:pPr>
+        <w:pStyle w:val="FirstParagraph"/>
+      </w:pPr>
+      <w:r>
+        <w:t xml:space="preserve">For each supervised journey, record:</w:t>
+      </w:r>
+    </w:p>
+    <w:p>
+      <w:pPr>
+        <w:pStyle w:val="Compact"/>
+        <w:numPr>
+          <w:ilvl w:val="0"/>
+          <w:numId w:val="1003"/>
+        </w:numPr>
+      </w:pPr>
+      <w:r>
+        <w:t xml:space="preserve">the exact origin and page matcher,</w:t>
+      </w:r>
+    </w:p>
+    <w:p>
+      <w:pPr>
+        <w:pStyle w:val="Compact"/>
+        <w:numPr>
+          <w:ilvl w:val="0"/>
+          <w:numId w:val="1003"/>
+        </w:numPr>
+      </w:pPr>
+      <w:r>
+        <w:t xml:space="preserve">the fields filled,</w:t>
+      </w:r>
+    </w:p>
+    <w:p>
+      <w:pPr>
+        <w:pStyle w:val="Compact"/>
+        <w:numPr>
+          <w:ilvl w:val="0"/>
+          <w:numId w:val="1003"/>
+        </w:numPr>
+      </w:pPr>
+      <w:r>
+        <w:t xml:space="preserve">the existing values skipped,</w:t>
+      </w:r>
+    </w:p>
+    <w:p>
+      <w:pPr>
+        <w:pStyle w:val="Compact"/>
+        <w:numPr>
+          <w:ilvl w:val="0"/>
+          <w:numId w:val="1003"/>
+        </w:numPr>
+      </w:pPr>
+      <w:r>
+        <w:t xml:space="preserve">the fields with no CRM value,</w:t>
+      </w:r>
+    </w:p>
+    <w:p>
+      <w:pPr>
+        <w:pStyle w:val="Compact"/>
+        <w:numPr>
+          <w:ilvl w:val="0"/>
+          <w:numId w:val="1003"/>
+        </w:numPr>
+      </w:pPr>
+      <w:r>
+        <w:t xml:space="preserve">the fields left for manual review,</w:t>
+      </w:r>
+    </w:p>
+    <w:p>
+      <w:pPr>
+        <w:pStyle w:val="Compact"/>
+        <w:numPr>
+          <w:ilvl w:val="0"/>
+          <w:numId w:val="1003"/>
+        </w:numPr>
+      </w:pPr>
+      <w:r>
+        <w:t xml:space="preserve">a sanitized HTML fixture in</w:t>
+      </w:r>
+      <w:r>
         <w:t xml:space="preserve"> </w:t>
       </w:r>
       <w:r>
-        <w:t xml:space="preserve">for coverage.</w:t>
-      </w:r>
-    </w:p>
-    <w:p>
-      <w:pPr>
-        <w:pStyle w:val="BodyText"/>
-      </w:pPr>
-      <w:r>
-        <w:t xml:space="preserve">Non-UK Home Telephone values over 11 characters remain a manual correction or clear step on Greenwich. See</w:t>
-      </w:r>
-      <w:r>
-        <w:t xml:space="preserve"> </w:t>
-      </w:r>
-      <w:hyperlink r:id="rId14">
-        <w:r>
-          <w:rPr>
-            <w:rStyle w:val="Hyperlink"/>
-          </w:rPr>
-          <w:t xml:space="preserve">docs/CODEBASE_MAP.md</w:t>
-        </w:r>
-      </w:hyperlink>
-      <w:r>
-        <w:t xml:space="preserve">.</w:t>
+        <w:rPr>
+          <w:rStyle w:val="VerbatimChar"/>
+        </w:rPr>
+        <w:t xml:space="preserve">e2e/fixtures/</w:t>
+      </w:r>
+      <w:r>
+        <w:t xml:space="preserve">, where possible.</w:t>
+      </w:r>
+    </w:p>
+    <w:p>
+      <w:pPr>
+        <w:pStyle w:val="FirstParagraph"/>
+      </w:pPr>
+      <w:r>
+        <w:t xml:space="preserve">Greenwich limits Home Telephone to 11 characters. Staff must correct longer non-UK numbers.</w:t>
       </w:r>
     </w:p>
     <w:sectPr>
@@ -937,8 +859,120 @@
       </w:pPr>
     </w:lvl>
   </w:abstractNum>
+  <w:abstractNum w:abstractNumId="991">
+    <w:nsid w:val="0000A991"/>
+    <w:multiLevelType w:val="multilevel"/>
+    <w:lvl w:ilvl="0">
+      <w:numFmt w:val="bullet"/>
+      <w:lvlText w:val=""/>
+      <w:lvlJc w:val="left"/>
+      <w:pPr>
+        <w:ind w:left="720" w:hanging="360"/>
+      </w:pPr>
+      <w:rPr>
+        <w:rFonts w:ascii="Symbol" w:hAnsi="Symbol" w:cs="Symbol" w:hint="default"/>
+      </w:rPr>
+    </w:lvl>
+    <w:lvl w:ilvl="1">
+      <w:numFmt w:val="bullet"/>
+      <w:lvlText w:val="o"/>
+      <w:lvlJc w:val="left"/>
+      <w:pPr>
+        <w:ind w:left="1440" w:hanging="360"/>
+      </w:pPr>
+      <w:rPr>
+        <w:rFonts w:ascii="Courier New" w:hAnsi="Courier New" w:cs="Courier New" w:hint="default"/>
+      </w:rPr>
+    </w:lvl>
+    <w:lvl w:ilvl="2">
+      <w:numFmt w:val="bullet"/>
+      <w:lvlText w:val=""/>
+      <w:lvlJc w:val="left"/>
+      <w:pPr>
+        <w:ind w:left="2160" w:hanging="360"/>
+      </w:pPr>
+      <w:rPr>
+        <w:rFonts w:ascii="Wingdings" w:hAnsi="Wingdings" w:cs="Wingdings" w:hint="default"/>
+      </w:rPr>
+    </w:lvl>
+    <w:lvl w:ilvl="3">
+      <w:numFmt w:val="bullet"/>
+      <w:lvlText w:val=""/>
+      <w:lvlJc w:val="left"/>
+      <w:pPr>
+        <w:ind w:left="2880" w:hanging="360"/>
+      </w:pPr>
+      <w:rPr>
+        <w:rFonts w:ascii="Symbol" w:hAnsi="Symbol" w:cs="Symbol" w:hint="default"/>
+      </w:rPr>
+    </w:lvl>
+    <w:lvl w:ilvl="4">
+      <w:numFmt w:val="bullet"/>
+      <w:lvlText w:val="o"/>
+      <w:lvlJc w:val="left"/>
+      <w:pPr>
+        <w:ind w:left="3600" w:hanging="360"/>
+      </w:pPr>
+      <w:rPr>
+        <w:rFonts w:ascii="Courier New" w:hAnsi="Courier New" w:cs="Courier New" w:hint="default"/>
+      </w:rPr>
+    </w:lvl>
+    <w:lvl w:ilvl="5">
+      <w:numFmt w:val="bullet"/>
+      <w:lvlText w:val=""/>
+      <w:lvlJc w:val="left"/>
+      <w:pPr>
+        <w:ind w:left="4320" w:hanging="360"/>
+      </w:pPr>
+      <w:rPr>
+        <w:rFonts w:ascii="Wingdings" w:hAnsi="Wingdings" w:cs="Wingdings" w:hint="default"/>
+      </w:rPr>
+    </w:lvl>
+    <w:lvl w:ilvl="6">
+      <w:numFmt w:val="bullet"/>
+      <w:lvlText w:val=""/>
+      <w:lvlJc w:val="left"/>
+      <w:pPr>
+        <w:ind w:left="5040" w:hanging="360"/>
+      </w:pPr>
+      <w:rPr>
+        <w:rFonts w:ascii="Symbol" w:hAnsi="Symbol" w:cs="Symbol" w:hint="default"/>
+      </w:rPr>
+    </w:lvl>
+    <w:lvl w:ilvl="7">
+      <w:numFmt w:val="bullet"/>
+      <w:lvlText w:val="o"/>
+      <w:lvlJc w:val="left"/>
+      <w:pPr>
+        <w:ind w:left="5760" w:hanging="360"/>
+      </w:pPr>
+      <w:rPr>
+        <w:rFonts w:ascii="Courier New" w:hAnsi="Courier New" w:cs="Courier New" w:hint="default"/>
+      </w:rPr>
+    </w:lvl>
+    <w:lvl w:ilvl="8">
+      <w:numFmt w:val="bullet"/>
+      <w:lvlText w:val=""/>
+      <w:lvlJc w:val="left"/>
+      <w:pPr>
+        <w:ind w:left="6480" w:hanging="360"/>
+      </w:pPr>
+      <w:rPr>
+        <w:rFonts w:ascii="Wingdings" w:hAnsi="Wingdings" w:cs="Wingdings" w:hint="default"/>
+      </w:rPr>
+    </w:lvl>
+  </w:abstractNum>
   <w:num w:numId="1000">
     <w:abstractNumId w:val="990"/>
+  </w:num>
+  <w:num w:numId="1001">
+    <w:abstractNumId w:val="991"/>
+  </w:num>
+  <w:num w:numId="1002">
+    <w:abstractNumId w:val="991"/>
+  </w:num>
+  <w:num w:numId="1003">
+    <w:abstractNumId w:val="991"/>
   </w:num>
 </w:numbering>
 </file>

--- a/docs/docx/PORTALS.docx
+++ b/docs/docx/PORTALS.docx
@@ -2,32 +2,6 @@
 <file path=word/document.xml><?xml version="1.0" encoding="utf-8"?>
 <w:document xmlns:w="http://schemas.openxmlformats.org/wordprocessingml/2006/main" xmlns:m="http://schemas.openxmlformats.org/officeDocument/2006/math" xmlns:r="http://schemas.openxmlformats.org/officeDocument/2006/relationships" xmlns:o="urn:schemas-microsoft-com:office:office" xmlns:v="urn:schemas-microsoft-com:vml" xmlns:w10="urn:schemas-microsoft-com:office:word" xmlns:a="http://schemas.openxmlformats.org/drawingml/2006/main" xmlns:pic="http://schemas.openxmlformats.org/drawingml/2006/picture" xmlns:wp="http://schemas.openxmlformats.org/drawingml/2006/wordprocessingDrawing">
   <w:body>
-    <w:sdt>
-      <w:sdtPr>
-        <w:docPartObj>
-          <w:docPartGallery w:val="Table of Contents"/>
-          <w:docPartUnique/>
-        </w:docPartObj>
-      </w:sdtPr>
-      <w:sdtContent>
-        <w:p>
-          <w:pPr>
-            <w:pStyle w:val="TOCHeading"/>
-          </w:pPr>
-          <w:r>
-            <w:t xml:space="preserve">Table of Contents</w:t>
-          </w:r>
-        </w:p>
-        <w:p>
-          <w:r>
-            <w:fldChar w:fldCharType="begin" w:dirty="true"/>
-            <w:instrText xml:space="preserve">TOC \o "1-2" \h \z \u</w:instrText>
-            <w:fldChar w:fldCharType="separate"/>
-            <w:fldChar w:fldCharType="end"/>
-          </w:r>
-        </w:p>
-      </w:sdtContent>
-    </w:sdt>
     <w:p>
       <w:pPr>
         <w:pStyle w:val="Heading1"/>
@@ -59,7 +33,8 @@
     <w:tbl>
       <w:tblPr>
         <w:tblStyle w:val="Table"/>
-        <w:tblW w:type="auto" w:w="0"/>
+        <w:tblW w:type="pct" w:w="5000"/>
+        <w:tblLayout w:type="fixed"/>
         <w:tblLook w:firstRow="1" w:lastRow="0" w:firstColumn="0" w:lastColumn="0" w:noHBand="0" w:noVBand="0" w:val="0020"/>
       </w:tblPr>
       <w:tblGrid>
@@ -395,7 +370,57 @@
     </w:p>
     <w:p>
       <w:pPr>
-        <w:pStyle w:val="Compact"/>
+        <w:pStyle w:val="FirstParagraph"/>
+        <w:numPr>
+          <w:ilvl w:val="0"/>
+          <w:numId w:val="1001"/>
+        </w:numPr>
+      </w:pPr>
+      <w:r>
+        <w:rPr>
+          <w:b/>
+          <w:bCs/>
+        </w:rPr>
+        <w:t xml:space="preserve">Approved answer rules, 2026-10-28.</w:t>
+      </w:r>
+      <w:r>
+        <w:t xml:space="preserve"> </w:t>
+      </w:r>
+      <w:r>
+        <w:t xml:space="preserve">Nationality now supplies Manchester British-passport/EU answers and Bangor passport nation. Current residence supplies Manchester application location. Greenwich legal name and referee contacts, separate permanent/present addresses, Manchester past-date completion and Bangor UK-specific refusal answers are mapped. Agency Name is SAMS Global; agency city/email remain manual. These changes have</w:t>
+      </w:r>
+      <w:r>
+        <w:t xml:space="preserve"> </w:t>
+      </w:r>
+      <w:hyperlink r:id="rId14">
+        <w:r>
+          <w:rPr>
+            <w:rStyle w:val="Hyperlink"/>
+          </w:rPr>
+          <w:t xml:space="preserve">synthetic extension coverage</w:t>
+        </w:r>
+      </w:hyperlink>
+      <w:r>
+        <w:t xml:space="preserve">, not a new live run. See the</w:t>
+      </w:r>
+      <w:r>
+        <w:t xml:space="preserve"> </w:t>
+      </w:r>
+      <w:hyperlink r:id="rId15">
+        <w:r>
+          <w:rPr>
+            <w:rStyle w:val="Hyperlink"/>
+          </w:rPr>
+          <w:t xml:space="preserve">complete rules and exclusions</w:t>
+        </w:r>
+      </w:hyperlink>
+      <w:r>
+        <w:t xml:space="preserve">.</w:t>
+      </w:r>
+    </w:p>
+    <w:p>
+      <w:pPr>
+        <w:pStyle w:val="FirstParagraph"/>
         <w:numPr>
           <w:ilvl w:val="0"/>
           <w:numId w:val="1001"/>
@@ -417,7 +442,7 @@
     </w:p>
     <w:p>
       <w:pPr>
-        <w:pStyle w:val="Compact"/>
+        <w:pStyle w:val="FirstParagraph"/>
         <w:numPr>
           <w:ilvl w:val="0"/>
           <w:numId w:val="1001"/>
@@ -439,7 +464,7 @@
     </w:p>
     <w:p>
       <w:pPr>
-        <w:pStyle w:val="Compact"/>
+        <w:pStyle w:val="FirstParagraph"/>
         <w:numPr>
           <w:ilvl w:val="0"/>
           <w:numId w:val="1001"/>
@@ -463,11 +488,11 @@
       <w:pPr>
         <w:pStyle w:val="Heading2"/>
       </w:pPr>
-      <w:bookmarkStart w:id="14" w:name="_184e854546d01f849a4613f6eeabd12a6ea59e1"/>
+      <w:bookmarkStart w:id="16" w:name="_184e854546d01f849a4613f6eeabd12a6ea59e1"/>
       <w:r>
         <w:t xml:space="preserve">CRM sources</w:t>
       </w:r>
-      <w:bookmarkEnd w:id="14"/>
+      <w:bookmarkEnd w:id="16"/>
     </w:p>
     <w:p>
       <w:pPr>
@@ -522,7 +547,7 @@
       <w:r>
         <w:t xml:space="preserve"> </w:t>
       </w:r>
-      <w:hyperlink r:id="rId15">
+      <w:hyperlink r:id="rId17">
         <w:r>
           <w:rPr>
             <w:rStyle w:val="Hyperlink"/>
@@ -574,12 +599,12 @@
         <w:t xml:space="preserve">/applyuser/show/&lt;id&gt;/profile</w:t>
       </w:r>
       <w:r>
-        <w:t xml:space="preserve">). The Profile tab loads when it is opened. The reader opens it, reads only the keys that the engine and portal maps use, and restores the previous tab. It does not map reference records, status flags, student quality, or the level badge. Campora documents are not listed or fetched. Staff attach them manually. The full map is in</w:t>
+        <w:t xml:space="preserve">). The Profile tab loads when it is opened. The reader opens it, reads only the keys that the engine and portal maps use, and restores the previous tab. It includes separate Home/Present Address text, reference contacts and refusal evidence; it does not map unrelated status flags, student quality or the level badge. Missing address components are not guessed. Campora documents are not listed or fetched. Staff attach them manually. The full map is in</w:t>
       </w:r>
       <w:r>
         <w:t xml:space="preserve"> </w:t>
       </w:r>
-      <w:hyperlink r:id="rId16">
+      <w:hyperlink r:id="rId18">
         <w:r>
           <w:rPr>
             <w:rStyle w:val="Hyperlink"/>
@@ -595,11 +620,11 @@
       <w:pPr>
         <w:pStyle w:val="Heading2"/>
       </w:pPr>
-      <w:bookmarkStart w:id="17" w:name="_2b6df3009af2d6a4d13cb2311798f2bcf6fb646"/>
+      <w:bookmarkStart w:id="19" w:name="_2b6df3009af2d6a4d13cb2311798f2bcf6fb646"/>
       <w:r>
         <w:t xml:space="preserve">Live test result</w:t>
       </w:r>
-      <w:bookmarkEnd w:id="17"/>
+      <w:bookmarkEnd w:id="19"/>
     </w:p>
     <w:p>
       <w:pPr>
@@ -627,7 +652,7 @@
       <w:r>
         <w:t xml:space="preserve"> </w:t>
       </w:r>
-      <w:hyperlink r:id="rId18">
+      <w:hyperlink r:id="rId20">
         <w:r>
           <w:rPr>
             <w:rStyle w:val="Hyperlink"/>
@@ -643,11 +668,11 @@
       <w:pPr>
         <w:pStyle w:val="Heading2"/>
       </w:pPr>
-      <w:bookmarkStart w:id="19" w:name="_a8859b2a3be2c288c34d41161444031a779a719"/>
+      <w:bookmarkStart w:id="21" w:name="_a8859b2a3be2c288c34d41161444031a779a719"/>
       <w:r>
         <w:t xml:space="preserve">Record a new journey</w:t>
       </w:r>
-      <w:bookmarkEnd w:id="19"/>
+      <w:bookmarkEnd w:id="21"/>
     </w:p>
     <w:p>
       <w:pPr>
